--- a/블룸에이아이_모의상담_평가표.docx
+++ b/블룸에이아이_모의상담_평가표.docx
@@ -117,7 +117,14 @@
         <w:rPr>
           <w:lang w:eastAsia="ko-KR"/>
         </w:rPr>
-        <w:t xml:space="preserve"> (25</w:t>
+        <w:t xml:space="preserve"> (</w:t>
+      </w:r>
+      <w:r>
+        <w:rPr>
+          <w:rFonts w:eastAsia="맑은 고딕" w:hint="eastAsia"/>
+          <w:lang w:eastAsia="ko-KR"/>
+        </w:rPr>
+        <w:t>30</w:t>
       </w:r>
       <w:r>
         <w:rPr>
@@ -208,7 +215,14 @@
         <w:rPr>
           <w:lang w:eastAsia="ko-KR"/>
         </w:rPr>
-        <w:t xml:space="preserve"> (5</w:t>
+        <w:t xml:space="preserve"> (</w:t>
+      </w:r>
+      <w:r>
+        <w:rPr>
+          <w:rFonts w:eastAsia="맑은 고딕" w:hint="eastAsia"/>
+          <w:lang w:eastAsia="ko-KR"/>
+        </w:rPr>
+        <w:t>8</w:t>
       </w:r>
       <w:r>
         <w:rPr>
@@ -311,7 +325,14 @@
         <w:rPr>
           <w:lang w:eastAsia="ko-KR"/>
         </w:rPr>
-        <w:t xml:space="preserve"> (5</w:t>
+        <w:t xml:space="preserve"> (</w:t>
+      </w:r>
+      <w:r>
+        <w:rPr>
+          <w:rFonts w:eastAsia="맑은 고딕" w:hint="eastAsia"/>
+          <w:lang w:eastAsia="ko-KR"/>
+        </w:rPr>
+        <w:t>7</w:t>
       </w:r>
       <w:r>
         <w:rPr>
@@ -1644,7 +1665,14 @@
         <w:rPr>
           <w:lang w:eastAsia="ko-KR"/>
         </w:rPr>
-        <w:t xml:space="preserve"> (10</w:t>
+        <w:t xml:space="preserve"> (1</w:t>
+      </w:r>
+      <w:r>
+        <w:rPr>
+          <w:rFonts w:eastAsia="맑은 고딕" w:hint="eastAsia"/>
+          <w:lang w:eastAsia="ko-KR"/>
+        </w:rPr>
+        <w:t>5</w:t>
       </w:r>
       <w:r>
         <w:rPr>
@@ -1699,7 +1727,14 @@
         <w:rPr>
           <w:lang w:eastAsia="ko-KR"/>
         </w:rPr>
-        <w:t xml:space="preserve"> (5</w:t>
+        <w:t xml:space="preserve"> (</w:t>
+      </w:r>
+      <w:r>
+        <w:rPr>
+          <w:rFonts w:eastAsia="맑은 고딕" w:hint="eastAsia"/>
+          <w:lang w:eastAsia="ko-KR"/>
+        </w:rPr>
+        <w:t>8</w:t>
       </w:r>
       <w:r>
         <w:rPr>
@@ -1778,7 +1813,14 @@
         <w:rPr>
           <w:lang w:eastAsia="ko-KR"/>
         </w:rPr>
-        <w:t xml:space="preserve"> (5</w:t>
+        <w:t xml:space="preserve"> (</w:t>
+      </w:r>
+      <w:r>
+        <w:rPr>
+          <w:rFonts w:eastAsia="맑은 고딕" w:hint="eastAsia"/>
+          <w:lang w:eastAsia="ko-KR"/>
+        </w:rPr>
+        <w:t>7</w:t>
       </w:r>
       <w:r>
         <w:rPr>
@@ -2012,25 +2054,31 @@
         <w:rPr>
           <w:lang w:eastAsia="ko-KR"/>
         </w:rPr>
-        <w:t>가산점</w:t>
-      </w:r>
-      <w:r>
-        <w:rPr>
-          <w:lang w:eastAsia="ko-KR"/>
-        </w:rPr>
-        <w:t xml:space="preserve"> (+10</w:t>
-      </w:r>
-      <w:r>
-        <w:rPr>
-          <w:lang w:eastAsia="ko-KR"/>
-        </w:rPr>
-        <w:t>점</w:t>
-      </w:r>
-      <w:r>
-        <w:rPr>
-          <w:lang w:eastAsia="ko-KR"/>
-        </w:rPr>
-        <w:t>)</w:t>
+        <w:t>최종</w:t>
+      </w:r>
+      <w:r>
+        <w:rPr>
+          <w:lang w:eastAsia="ko-KR"/>
+        </w:rPr>
+        <w:t xml:space="preserve"> </w:t>
+      </w:r>
+      <w:r>
+        <w:rPr>
+          <w:lang w:eastAsia="ko-KR"/>
+        </w:rPr>
+        <w:t>평가</w:t>
+      </w:r>
+      <w:r>
+        <w:rPr>
+          <w:lang w:eastAsia="ko-KR"/>
+        </w:rPr>
+        <w:t xml:space="preserve"> </w:t>
+      </w:r>
+      <w:r>
+        <w:rPr>
+          <w:lang w:eastAsia="ko-KR"/>
+        </w:rPr>
+        <w:t>기준</w:t>
       </w:r>
     </w:p>
     <w:p>
@@ -2043,8 +2091,22 @@
         <w:rPr>
           <w:lang w:eastAsia="ko-KR"/>
         </w:rPr>
-        <w:t>잠재</w:t>
-      </w:r>
+        <w:t>90~100</w:t>
+      </w:r>
+      <w:proofErr w:type="gramStart"/>
+      <w:r>
+        <w:rPr>
+          <w:lang w:eastAsia="ko-KR"/>
+        </w:rPr>
+        <w:t>점</w:t>
+      </w:r>
+      <w:r>
+        <w:rPr>
+          <w:lang w:eastAsia="ko-KR"/>
+        </w:rPr>
+        <w:t xml:space="preserve"> :</w:t>
+      </w:r>
+      <w:proofErr w:type="gramEnd"/>
       <w:r>
         <w:rPr>
           <w:lang w:eastAsia="ko-KR"/>
@@ -2055,7 +2117,7 @@
         <w:rPr>
           <w:lang w:eastAsia="ko-KR"/>
         </w:rPr>
-        <w:t>니즈</w:t>
+        <w:t>즉시</w:t>
       </w:r>
       <w:r>
         <w:rPr>
@@ -2067,25 +2129,19 @@
         <w:rPr>
           <w:lang w:eastAsia="ko-KR"/>
         </w:rPr>
-        <w:t>발견</w:t>
-      </w:r>
-      <w:r>
-        <w:rPr>
-          <w:lang w:eastAsia="ko-KR"/>
-        </w:rPr>
-        <w:t xml:space="preserve"> (+3</w:t>
-      </w:r>
-      <w:r>
-        <w:rPr>
-          <w:lang w:eastAsia="ko-KR"/>
-        </w:rPr>
-        <w:t>점</w:t>
-      </w:r>
-      <w:r>
-        <w:rPr>
-          <w:lang w:eastAsia="ko-KR"/>
-        </w:rPr>
-        <w:t>)</w:t>
+        <w:t>채용</w:t>
+      </w:r>
+      <w:r>
+        <w:rPr>
+          <w:lang w:eastAsia="ko-KR"/>
+        </w:rPr>
+        <w:t xml:space="preserve"> </w:t>
+      </w:r>
+      <w:r>
+        <w:rPr>
+          <w:lang w:eastAsia="ko-KR"/>
+        </w:rPr>
+        <w:t>권장</w:t>
       </w:r>
     </w:p>
     <w:p>
@@ -2098,8 +2154,22 @@
         <w:rPr>
           <w:lang w:eastAsia="ko-KR"/>
         </w:rPr>
-        <w:t>제품</w:t>
-      </w:r>
+        <w:t>80~89</w:t>
+      </w:r>
+      <w:proofErr w:type="gramStart"/>
+      <w:r>
+        <w:rPr>
+          <w:lang w:eastAsia="ko-KR"/>
+        </w:rPr>
+        <w:t>점</w:t>
+      </w:r>
+      <w:r>
+        <w:rPr>
+          <w:lang w:eastAsia="ko-KR"/>
+        </w:rPr>
+        <w:t xml:space="preserve"> :</w:t>
+      </w:r>
+      <w:proofErr w:type="gramEnd"/>
       <w:r>
         <w:rPr>
           <w:lang w:eastAsia="ko-KR"/>
@@ -2110,7 +2180,7 @@
         <w:rPr>
           <w:lang w:eastAsia="ko-KR"/>
         </w:rPr>
-        <w:t>개선</w:t>
+        <w:t>채용</w:t>
       </w:r>
       <w:r>
         <w:rPr>
@@ -2122,37 +2192,7 @@
         <w:rPr>
           <w:lang w:eastAsia="ko-KR"/>
         </w:rPr>
-        <w:t>아이디어</w:t>
-      </w:r>
-      <w:r>
-        <w:rPr>
-          <w:lang w:eastAsia="ko-KR"/>
-        </w:rPr>
-        <w:t xml:space="preserve"> </w:t>
-      </w:r>
-      <w:r>
-        <w:rPr>
-          <w:lang w:eastAsia="ko-KR"/>
-        </w:rPr>
-        <w:t>도출</w:t>
-      </w:r>
-      <w:r>
-        <w:rPr>
-          <w:lang w:eastAsia="ko-KR"/>
-        </w:rPr>
-        <w:t xml:space="preserve"> (+3</w:t>
-      </w:r>
-      <w:r>
-        <w:rPr>
-          <w:lang w:eastAsia="ko-KR"/>
-        </w:rPr>
-        <w:t>점</w:t>
-      </w:r>
-      <w:r>
-        <w:rPr>
-          <w:lang w:eastAsia="ko-KR"/>
-        </w:rPr>
-        <w:t>)</w:t>
+        <w:t>권장</w:t>
       </w:r>
     </w:p>
     <w:p>
@@ -2165,14 +2205,22 @@
         <w:rPr>
           <w:lang w:eastAsia="ko-KR"/>
         </w:rPr>
-        <w:t>FAQ/</w:t>
-      </w:r>
-      <w:r>
-        <w:rPr>
-          <w:lang w:eastAsia="ko-KR"/>
-        </w:rPr>
-        <w:t>가이드</w:t>
-      </w:r>
+        <w:t>70~79</w:t>
+      </w:r>
+      <w:proofErr w:type="gramStart"/>
+      <w:r>
+        <w:rPr>
+          <w:lang w:eastAsia="ko-KR"/>
+        </w:rPr>
+        <w:t>점</w:t>
+      </w:r>
+      <w:r>
+        <w:rPr>
+          <w:lang w:eastAsia="ko-KR"/>
+        </w:rPr>
+        <w:t xml:space="preserve"> :</w:t>
+      </w:r>
+      <w:proofErr w:type="gramEnd"/>
       <w:r>
         <w:rPr>
           <w:lang w:eastAsia="ko-KR"/>
@@ -2183,7 +2231,7 @@
         <w:rPr>
           <w:lang w:eastAsia="ko-KR"/>
         </w:rPr>
-        <w:t>활용</w:t>
+        <w:t>조건부</w:t>
       </w:r>
       <w:r>
         <w:rPr>
@@ -2195,25 +2243,7 @@
         <w:rPr>
           <w:lang w:eastAsia="ko-KR"/>
         </w:rPr>
-        <w:t>제안</w:t>
-      </w:r>
-      <w:r>
-        <w:rPr>
-          <w:lang w:eastAsia="ko-KR"/>
-        </w:rPr>
-        <w:t xml:space="preserve"> (+2</w:t>
-      </w:r>
-      <w:r>
-        <w:rPr>
-          <w:lang w:eastAsia="ko-KR"/>
-        </w:rPr>
-        <w:t>점</w:t>
-      </w:r>
-      <w:r>
-        <w:rPr>
-          <w:lang w:eastAsia="ko-KR"/>
-        </w:rPr>
-        <w:t>)</w:t>
+        <w:t>채용</w:t>
       </w:r>
     </w:p>
     <w:p>
@@ -2226,6 +2256,32 @@
         <w:rPr>
           <w:lang w:eastAsia="ko-KR"/>
         </w:rPr>
+        <w:t>60~69</w:t>
+      </w:r>
+      <w:proofErr w:type="gramStart"/>
+      <w:r>
+        <w:rPr>
+          <w:lang w:eastAsia="ko-KR"/>
+        </w:rPr>
+        <w:t>점</w:t>
+      </w:r>
+      <w:r>
+        <w:rPr>
+          <w:lang w:eastAsia="ko-KR"/>
+        </w:rPr>
+        <w:t xml:space="preserve"> :</w:t>
+      </w:r>
+      <w:proofErr w:type="gramEnd"/>
+      <w:r>
+        <w:rPr>
+          <w:lang w:eastAsia="ko-KR"/>
+        </w:rPr>
+        <w:t xml:space="preserve"> </w:t>
+      </w:r>
+      <w:r>
+        <w:rPr>
+          <w:lang w:eastAsia="ko-KR"/>
+        </w:rPr>
         <w:t>추가</w:t>
       </w:r>
       <w:r>
@@ -2238,7 +2294,7 @@
         <w:rPr>
           <w:lang w:eastAsia="ko-KR"/>
         </w:rPr>
-        <w:t>리스크</w:t>
+        <w:t>검증</w:t>
       </w:r>
       <w:r>
         <w:rPr>
@@ -2250,7 +2306,26 @@
         <w:rPr>
           <w:lang w:eastAsia="ko-KR"/>
         </w:rPr>
-        <w:t>사전</w:t>
+        <w:t>필요</w:t>
+      </w:r>
+    </w:p>
+    <w:p>
+      <w:pPr>
+        <w:rPr>
+          <w:lang w:eastAsia="ko-KR"/>
+        </w:rPr>
+      </w:pPr>
+      <w:r>
+        <w:rPr>
+          <w:lang w:eastAsia="ko-KR"/>
+        </w:rPr>
+        <w:t>59</w:t>
+      </w:r>
+      <w:r>
+        <w:rPr>
+          <w:lang w:eastAsia="ko-KR"/>
+        </w:rPr>
+        <w:t>점</w:t>
       </w:r>
       <w:r>
         <w:rPr>
@@ -2258,29 +2333,31 @@
         </w:rPr>
         <w:t xml:space="preserve"> </w:t>
       </w:r>
-      <w:r>
-        <w:rPr>
-          <w:lang w:eastAsia="ko-KR"/>
-        </w:rPr>
-        <w:t>안내</w:t>
-      </w:r>
-      <w:r>
-        <w:rPr>
-          <w:lang w:eastAsia="ko-KR"/>
-        </w:rPr>
-        <w:t xml:space="preserve"> (+2</w:t>
-      </w:r>
-      <w:r>
-        <w:rPr>
-          <w:lang w:eastAsia="ko-KR"/>
-        </w:rPr>
-        <w:t>점</w:t>
-      </w:r>
-      <w:r>
-        <w:rPr>
-          <w:lang w:eastAsia="ko-KR"/>
-        </w:rPr>
-        <w:t>)</w:t>
+      <w:proofErr w:type="gramStart"/>
+      <w:r>
+        <w:rPr>
+          <w:lang w:eastAsia="ko-KR"/>
+        </w:rPr>
+        <w:t>이하</w:t>
+      </w:r>
+      <w:r>
+        <w:rPr>
+          <w:lang w:eastAsia="ko-KR"/>
+        </w:rPr>
+        <w:t xml:space="preserve"> :</w:t>
+      </w:r>
+      <w:proofErr w:type="gramEnd"/>
+      <w:r>
+        <w:rPr>
+          <w:lang w:eastAsia="ko-KR"/>
+        </w:rPr>
+        <w:t xml:space="preserve"> </w:t>
+      </w:r>
+      <w:r>
+        <w:rPr>
+          <w:lang w:eastAsia="ko-KR"/>
+        </w:rPr>
+        <w:t>부적합</w:t>
       </w:r>
     </w:p>
     <w:p>
@@ -2294,323 +2371,6 @@
         <w:rPr>
           <w:lang w:eastAsia="ko-KR"/>
         </w:rPr>
-        <w:t>최종</w:t>
-      </w:r>
-      <w:r>
-        <w:rPr>
-          <w:lang w:eastAsia="ko-KR"/>
-        </w:rPr>
-        <w:t xml:space="preserve"> </w:t>
-      </w:r>
-      <w:r>
-        <w:rPr>
-          <w:lang w:eastAsia="ko-KR"/>
-        </w:rPr>
-        <w:t>평가</w:t>
-      </w:r>
-      <w:r>
-        <w:rPr>
-          <w:lang w:eastAsia="ko-KR"/>
-        </w:rPr>
-        <w:t xml:space="preserve"> </w:t>
-      </w:r>
-      <w:r>
-        <w:rPr>
-          <w:lang w:eastAsia="ko-KR"/>
-        </w:rPr>
-        <w:t>기준</w:t>
-      </w:r>
-    </w:p>
-    <w:p>
-      <w:pPr>
-        <w:rPr>
-          <w:lang w:eastAsia="ko-KR"/>
-        </w:rPr>
-      </w:pPr>
-      <w:r>
-        <w:rPr>
-          <w:lang w:eastAsia="ko-KR"/>
-        </w:rPr>
-        <w:t>90~100</w:t>
-      </w:r>
-      <w:proofErr w:type="gramStart"/>
-      <w:r>
-        <w:rPr>
-          <w:lang w:eastAsia="ko-KR"/>
-        </w:rPr>
-        <w:t>점</w:t>
-      </w:r>
-      <w:r>
-        <w:rPr>
-          <w:lang w:eastAsia="ko-KR"/>
-        </w:rPr>
-        <w:t xml:space="preserve"> :</w:t>
-      </w:r>
-      <w:proofErr w:type="gramEnd"/>
-      <w:r>
-        <w:rPr>
-          <w:lang w:eastAsia="ko-KR"/>
-        </w:rPr>
-        <w:t xml:space="preserve"> </w:t>
-      </w:r>
-      <w:r>
-        <w:rPr>
-          <w:lang w:eastAsia="ko-KR"/>
-        </w:rPr>
-        <w:t>즉시</w:t>
-      </w:r>
-      <w:r>
-        <w:rPr>
-          <w:lang w:eastAsia="ko-KR"/>
-        </w:rPr>
-        <w:t xml:space="preserve"> </w:t>
-      </w:r>
-      <w:r>
-        <w:rPr>
-          <w:lang w:eastAsia="ko-KR"/>
-        </w:rPr>
-        <w:t>채용</w:t>
-      </w:r>
-      <w:r>
-        <w:rPr>
-          <w:lang w:eastAsia="ko-KR"/>
-        </w:rPr>
-        <w:t xml:space="preserve"> </w:t>
-      </w:r>
-      <w:r>
-        <w:rPr>
-          <w:lang w:eastAsia="ko-KR"/>
-        </w:rPr>
-        <w:t>권장</w:t>
-      </w:r>
-    </w:p>
-    <w:p>
-      <w:pPr>
-        <w:rPr>
-          <w:lang w:eastAsia="ko-KR"/>
-        </w:rPr>
-      </w:pPr>
-      <w:r>
-        <w:rPr>
-          <w:lang w:eastAsia="ko-KR"/>
-        </w:rPr>
-        <w:t>80~89</w:t>
-      </w:r>
-      <w:proofErr w:type="gramStart"/>
-      <w:r>
-        <w:rPr>
-          <w:lang w:eastAsia="ko-KR"/>
-        </w:rPr>
-        <w:t>점</w:t>
-      </w:r>
-      <w:r>
-        <w:rPr>
-          <w:lang w:eastAsia="ko-KR"/>
-        </w:rPr>
-        <w:t xml:space="preserve"> :</w:t>
-      </w:r>
-      <w:proofErr w:type="gramEnd"/>
-      <w:r>
-        <w:rPr>
-          <w:lang w:eastAsia="ko-KR"/>
-        </w:rPr>
-        <w:t xml:space="preserve"> </w:t>
-      </w:r>
-      <w:r>
-        <w:rPr>
-          <w:lang w:eastAsia="ko-KR"/>
-        </w:rPr>
-        <w:t>채용</w:t>
-      </w:r>
-      <w:r>
-        <w:rPr>
-          <w:lang w:eastAsia="ko-KR"/>
-        </w:rPr>
-        <w:t xml:space="preserve"> </w:t>
-      </w:r>
-      <w:r>
-        <w:rPr>
-          <w:lang w:eastAsia="ko-KR"/>
-        </w:rPr>
-        <w:t>권장</w:t>
-      </w:r>
-    </w:p>
-    <w:p>
-      <w:pPr>
-        <w:rPr>
-          <w:lang w:eastAsia="ko-KR"/>
-        </w:rPr>
-      </w:pPr>
-      <w:r>
-        <w:rPr>
-          <w:lang w:eastAsia="ko-KR"/>
-        </w:rPr>
-        <w:t>70~79</w:t>
-      </w:r>
-      <w:proofErr w:type="gramStart"/>
-      <w:r>
-        <w:rPr>
-          <w:lang w:eastAsia="ko-KR"/>
-        </w:rPr>
-        <w:t>점</w:t>
-      </w:r>
-      <w:r>
-        <w:rPr>
-          <w:lang w:eastAsia="ko-KR"/>
-        </w:rPr>
-        <w:t xml:space="preserve"> :</w:t>
-      </w:r>
-      <w:proofErr w:type="gramEnd"/>
-      <w:r>
-        <w:rPr>
-          <w:lang w:eastAsia="ko-KR"/>
-        </w:rPr>
-        <w:t xml:space="preserve"> </w:t>
-      </w:r>
-      <w:r>
-        <w:rPr>
-          <w:lang w:eastAsia="ko-KR"/>
-        </w:rPr>
-        <w:t>조건부</w:t>
-      </w:r>
-      <w:r>
-        <w:rPr>
-          <w:lang w:eastAsia="ko-KR"/>
-        </w:rPr>
-        <w:t xml:space="preserve"> </w:t>
-      </w:r>
-      <w:r>
-        <w:rPr>
-          <w:lang w:eastAsia="ko-KR"/>
-        </w:rPr>
-        <w:t>채용</w:t>
-      </w:r>
-    </w:p>
-    <w:p>
-      <w:pPr>
-        <w:rPr>
-          <w:lang w:eastAsia="ko-KR"/>
-        </w:rPr>
-      </w:pPr>
-      <w:r>
-        <w:rPr>
-          <w:lang w:eastAsia="ko-KR"/>
-        </w:rPr>
-        <w:t>60~69</w:t>
-      </w:r>
-      <w:proofErr w:type="gramStart"/>
-      <w:r>
-        <w:rPr>
-          <w:lang w:eastAsia="ko-KR"/>
-        </w:rPr>
-        <w:t>점</w:t>
-      </w:r>
-      <w:r>
-        <w:rPr>
-          <w:lang w:eastAsia="ko-KR"/>
-        </w:rPr>
-        <w:t xml:space="preserve"> :</w:t>
-      </w:r>
-      <w:proofErr w:type="gramEnd"/>
-      <w:r>
-        <w:rPr>
-          <w:lang w:eastAsia="ko-KR"/>
-        </w:rPr>
-        <w:t xml:space="preserve"> </w:t>
-      </w:r>
-      <w:r>
-        <w:rPr>
-          <w:lang w:eastAsia="ko-KR"/>
-        </w:rPr>
-        <w:t>추가</w:t>
-      </w:r>
-      <w:r>
-        <w:rPr>
-          <w:lang w:eastAsia="ko-KR"/>
-        </w:rPr>
-        <w:t xml:space="preserve"> </w:t>
-      </w:r>
-      <w:r>
-        <w:rPr>
-          <w:lang w:eastAsia="ko-KR"/>
-        </w:rPr>
-        <w:t>검증</w:t>
-      </w:r>
-      <w:r>
-        <w:rPr>
-          <w:lang w:eastAsia="ko-KR"/>
-        </w:rPr>
-        <w:t xml:space="preserve"> </w:t>
-      </w:r>
-      <w:r>
-        <w:rPr>
-          <w:lang w:eastAsia="ko-KR"/>
-        </w:rPr>
-        <w:t>필요</w:t>
-      </w:r>
-    </w:p>
-    <w:p>
-      <w:pPr>
-        <w:rPr>
-          <w:lang w:eastAsia="ko-KR"/>
-        </w:rPr>
-      </w:pPr>
-      <w:r>
-        <w:rPr>
-          <w:lang w:eastAsia="ko-KR"/>
-        </w:rPr>
-        <w:t>59</w:t>
-      </w:r>
-      <w:r>
-        <w:rPr>
-          <w:lang w:eastAsia="ko-KR"/>
-        </w:rPr>
-        <w:t>점</w:t>
-      </w:r>
-      <w:r>
-        <w:rPr>
-          <w:lang w:eastAsia="ko-KR"/>
-        </w:rPr>
-        <w:t xml:space="preserve"> </w:t>
-      </w:r>
-      <w:proofErr w:type="gramStart"/>
-      <w:r>
-        <w:rPr>
-          <w:lang w:eastAsia="ko-KR"/>
-        </w:rPr>
-        <w:t>이하</w:t>
-      </w:r>
-      <w:r>
-        <w:rPr>
-          <w:lang w:eastAsia="ko-KR"/>
-        </w:rPr>
-        <w:t xml:space="preserve"> :</w:t>
-      </w:r>
-      <w:proofErr w:type="gramEnd"/>
-      <w:r>
-        <w:rPr>
-          <w:lang w:eastAsia="ko-KR"/>
-        </w:rPr>
-        <w:t xml:space="preserve"> </w:t>
-      </w:r>
-      <w:r>
-        <w:rPr>
-          <w:lang w:eastAsia="ko-KR"/>
-        </w:rPr>
-        <w:t>부적합</w:t>
-      </w:r>
-    </w:p>
-    <w:p>
-      <w:pPr>
-        <w:pStyle w:val="21"/>
-        <w:rPr>
-          <w:lang w:eastAsia="ko-KR"/>
-        </w:rPr>
-      </w:pPr>
-      <w:r>
-        <w:rPr>
-          <w:lang w:eastAsia="ko-KR"/>
-        </w:rPr>
         <w:t>종합</w:t>
       </w:r>
       <w:r>
@@ -2663,7 +2423,6 @@
         <w:rPr>
           <w:lang w:eastAsia="ko-KR"/>
         </w:rPr>
-        <w:lastRenderedPageBreak/>
         <w:t>보완</w:t>
       </w:r>
       <w:r>
